--- a/SAQIBA_timetable.docx
+++ b/SAQIBA_timetable.docx
@@ -7,7 +7,12 @@
         <w:pStyle w:val="Title"/>
       </w:pPr>
       <w:r>
-        <w:t>Teacher Timetable - SAQIBA</w:t>
+        <w:t>Teacher Timetable — SAQIBA</w:t>
+      </w:r>
+    </w:p>
+    <w:p>
+      <w:r>
+        <w:t>Total Weekly Periods: 22</w:t>
       </w:r>
     </w:p>
     <w:tbl>
@@ -17,17 +22,19 @@
         <w:tblLook w:firstColumn="1" w:firstRow="1" w:lastColumn="0" w:lastRow="0" w:noHBand="0" w:noVBand="1" w:val="04A0"/>
       </w:tblPr>
       <w:tblGrid>
-        <w:gridCol w:w="1440"/>
-        <w:gridCol w:w="1440"/>
-        <w:gridCol w:w="1440"/>
-        <w:gridCol w:w="1440"/>
-        <w:gridCol w:w="1440"/>
-        <w:gridCol w:w="1440"/>
+        <w:gridCol w:w="1080"/>
+        <w:gridCol w:w="1080"/>
+        <w:gridCol w:w="1080"/>
+        <w:gridCol w:w="1080"/>
+        <w:gridCol w:w="1080"/>
+        <w:gridCol w:w="1080"/>
+        <w:gridCol w:w="1080"/>
+        <w:gridCol w:w="1080"/>
       </w:tblGrid>
       <w:tr>
         <w:tc>
           <w:tcPr>
-            <w:tcW w:type="dxa" w:w="1440"/>
+            <w:tcW w:type="dxa" w:w="1080"/>
           </w:tcPr>
           <w:p>
             <w:r>
@@ -37,51 +44,71 @@
         </w:tc>
         <w:tc>
           <w:tcPr>
-            <w:tcW w:type="dxa" w:w="1440"/>
+            <w:tcW w:type="dxa" w:w="1080"/>
           </w:tcPr>
           <w:p>
             <w:r>
-              <w:t>Monday</w:t>
+              <w:t>Mon-Thu Time</w:t>
             </w:r>
           </w:p>
         </w:tc>
         <w:tc>
           <w:tcPr>
-            <w:tcW w:type="dxa" w:w="1440"/>
+            <w:tcW w:type="dxa" w:w="1080"/>
           </w:tcPr>
           <w:p>
             <w:r>
-              <w:t>Tuesday</w:t>
+              <w:t>Mon</w:t>
             </w:r>
           </w:p>
         </w:tc>
         <w:tc>
           <w:tcPr>
-            <w:tcW w:type="dxa" w:w="1440"/>
+            <w:tcW w:type="dxa" w:w="1080"/>
           </w:tcPr>
           <w:p>
             <w:r>
-              <w:t>Wednesday</w:t>
+              <w:t>Tue</w:t>
             </w:r>
           </w:p>
         </w:tc>
         <w:tc>
           <w:tcPr>
-            <w:tcW w:type="dxa" w:w="1440"/>
+            <w:tcW w:type="dxa" w:w="1080"/>
           </w:tcPr>
           <w:p>
             <w:r>
-              <w:t>Thursday</w:t>
+              <w:t>Wed</w:t>
             </w:r>
           </w:p>
         </w:tc>
         <w:tc>
           <w:tcPr>
-            <w:tcW w:type="dxa" w:w="1440"/>
+            <w:tcW w:type="dxa" w:w="1080"/>
           </w:tcPr>
           <w:p>
             <w:r>
-              <w:t>Friday</w:t>
+              <w:t>Thu</w:t>
+            </w:r>
+          </w:p>
+        </w:tc>
+        <w:tc>
+          <w:tcPr>
+            <w:tcW w:type="dxa" w:w="1080"/>
+          </w:tcPr>
+          <w:p>
+            <w:r>
+              <w:t>Fri</w:t>
+            </w:r>
+          </w:p>
+        </w:tc>
+        <w:tc>
+          <w:tcPr>
+            <w:tcW w:type="dxa" w:w="1080"/>
+          </w:tcPr>
+          <w:p>
+            <w:r>
+              <w:t>Fri Time</w:t>
             </w:r>
           </w:p>
         </w:tc>
@@ -89,7 +116,7 @@
       <w:tr>
         <w:tc>
           <w:tcPr>
-            <w:tcW w:type="dxa" w:w="1440"/>
+            <w:tcW w:type="dxa" w:w="1080"/>
           </w:tcPr>
           <w:p>
             <w:r>
@@ -99,7 +126,17 @@
         </w:tc>
         <w:tc>
           <w:tcPr>
-            <w:tcW w:type="dxa" w:w="1440"/>
+            <w:tcW w:type="dxa" w:w="1080"/>
+          </w:tcPr>
+          <w:p>
+            <w:r>
+              <w:t>8:00-8:50</w:t>
+            </w:r>
+          </w:p>
+        </w:tc>
+        <w:tc>
+          <w:tcPr>
+            <w:tcW w:type="dxa" w:w="1080"/>
           </w:tcPr>
           <w:p>
             <w:r>
@@ -111,7 +148,7 @@
         </w:tc>
         <w:tc>
           <w:tcPr>
-            <w:tcW w:type="dxa" w:w="1440"/>
+            <w:tcW w:type="dxa" w:w="1080"/>
           </w:tcPr>
           <w:p>
             <w:r>
@@ -123,7 +160,7 @@
         </w:tc>
         <w:tc>
           <w:tcPr>
-            <w:tcW w:type="dxa" w:w="1440"/>
+            <w:tcW w:type="dxa" w:w="1080"/>
           </w:tcPr>
           <w:p>
             <w:r/>
@@ -131,7 +168,7 @@
         </w:tc>
         <w:tc>
           <w:tcPr>
-            <w:tcW w:type="dxa" w:w="1440"/>
+            <w:tcW w:type="dxa" w:w="1080"/>
           </w:tcPr>
           <w:p>
             <w:r>
@@ -143,7 +180,7 @@
         </w:tc>
         <w:tc>
           <w:tcPr>
-            <w:tcW w:type="dxa" w:w="1440"/>
+            <w:tcW w:type="dxa" w:w="1080"/>
           </w:tcPr>
           <w:p>
             <w:r>
@@ -153,11 +190,21 @@
             </w:r>
           </w:p>
         </w:tc>
+        <w:tc>
+          <w:tcPr>
+            <w:tcW w:type="dxa" w:w="1080"/>
+          </w:tcPr>
+          <w:p>
+            <w:r>
+              <w:t>8:00-8:40</w:t>
+            </w:r>
+          </w:p>
+        </w:tc>
       </w:tr>
       <w:tr>
         <w:tc>
           <w:tcPr>
-            <w:tcW w:type="dxa" w:w="1440"/>
+            <w:tcW w:type="dxa" w:w="1080"/>
           </w:tcPr>
           <w:p>
             <w:r>
@@ -167,7 +214,17 @@
         </w:tc>
         <w:tc>
           <w:tcPr>
-            <w:tcW w:type="dxa" w:w="1440"/>
+            <w:tcW w:type="dxa" w:w="1080"/>
+          </w:tcPr>
+          <w:p>
+            <w:r>
+              <w:t>8:50-9:30</w:t>
+            </w:r>
+          </w:p>
+        </w:tc>
+        <w:tc>
+          <w:tcPr>
+            <w:tcW w:type="dxa" w:w="1080"/>
           </w:tcPr>
           <w:p>
             <w:r>
@@ -179,7 +236,7 @@
         </w:tc>
         <w:tc>
           <w:tcPr>
-            <w:tcW w:type="dxa" w:w="1440"/>
+            <w:tcW w:type="dxa" w:w="1080"/>
           </w:tcPr>
           <w:p>
             <w:r>
@@ -191,7 +248,7 @@
         </w:tc>
         <w:tc>
           <w:tcPr>
-            <w:tcW w:type="dxa" w:w="1440"/>
+            <w:tcW w:type="dxa" w:w="1080"/>
           </w:tcPr>
           <w:p>
             <w:r>
@@ -203,7 +260,7 @@
         </w:tc>
         <w:tc>
           <w:tcPr>
-            <w:tcW w:type="dxa" w:w="1440"/>
+            <w:tcW w:type="dxa" w:w="1080"/>
           </w:tcPr>
           <w:p>
             <w:r/>
@@ -211,17 +268,27 @@
         </w:tc>
         <w:tc>
           <w:tcPr>
-            <w:tcW w:type="dxa" w:w="1440"/>
+            <w:tcW w:type="dxa" w:w="1080"/>
           </w:tcPr>
           <w:p>
             <w:r/>
+          </w:p>
+        </w:tc>
+        <w:tc>
+          <w:tcPr>
+            <w:tcW w:type="dxa" w:w="1080"/>
+          </w:tcPr>
+          <w:p>
+            <w:r>
+              <w:t>8:40-9:15</w:t>
+            </w:r>
           </w:p>
         </w:tc>
       </w:tr>
       <w:tr>
         <w:tc>
           <w:tcPr>
-            <w:tcW w:type="dxa" w:w="1440"/>
+            <w:tcW w:type="dxa" w:w="1080"/>
           </w:tcPr>
           <w:p>
             <w:r>
@@ -231,7 +298,17 @@
         </w:tc>
         <w:tc>
           <w:tcPr>
-            <w:tcW w:type="dxa" w:w="1440"/>
+            <w:tcW w:type="dxa" w:w="1080"/>
+          </w:tcPr>
+          <w:p>
+            <w:r>
+              <w:t>9:30-10:10</w:t>
+            </w:r>
+          </w:p>
+        </w:tc>
+        <w:tc>
+          <w:tcPr>
+            <w:tcW w:type="dxa" w:w="1080"/>
           </w:tcPr>
           <w:p>
             <w:r/>
@@ -239,7 +316,7 @@
         </w:tc>
         <w:tc>
           <w:tcPr>
-            <w:tcW w:type="dxa" w:w="1440"/>
+            <w:tcW w:type="dxa" w:w="1080"/>
           </w:tcPr>
           <w:p>
             <w:r>
@@ -251,7 +328,7 @@
         </w:tc>
         <w:tc>
           <w:tcPr>
-            <w:tcW w:type="dxa" w:w="1440"/>
+            <w:tcW w:type="dxa" w:w="1080"/>
           </w:tcPr>
           <w:p>
             <w:r>
@@ -263,7 +340,7 @@
         </w:tc>
         <w:tc>
           <w:tcPr>
-            <w:tcW w:type="dxa" w:w="1440"/>
+            <w:tcW w:type="dxa" w:w="1080"/>
           </w:tcPr>
           <w:p>
             <w:r/>
@@ -271,17 +348,27 @@
         </w:tc>
         <w:tc>
           <w:tcPr>
-            <w:tcW w:type="dxa" w:w="1440"/>
+            <w:tcW w:type="dxa" w:w="1080"/>
           </w:tcPr>
           <w:p>
             <w:r/>
+          </w:p>
+        </w:tc>
+        <w:tc>
+          <w:tcPr>
+            <w:tcW w:type="dxa" w:w="1080"/>
+          </w:tcPr>
+          <w:p>
+            <w:r>
+              <w:t>9:15-9:50</w:t>
+            </w:r>
           </w:p>
         </w:tc>
       </w:tr>
       <w:tr>
         <w:tc>
           <w:tcPr>
-            <w:tcW w:type="dxa" w:w="1440"/>
+            <w:tcW w:type="dxa" w:w="1080"/>
           </w:tcPr>
           <w:p>
             <w:r>
@@ -291,7 +378,17 @@
         </w:tc>
         <w:tc>
           <w:tcPr>
-            <w:tcW w:type="dxa" w:w="1440"/>
+            <w:tcW w:type="dxa" w:w="1080"/>
+          </w:tcPr>
+          <w:p>
+            <w:r>
+              <w:t>10:10-10:50</w:t>
+            </w:r>
+          </w:p>
+        </w:tc>
+        <w:tc>
+          <w:tcPr>
+            <w:tcW w:type="dxa" w:w="1080"/>
           </w:tcPr>
           <w:p>
             <w:r>
@@ -303,7 +400,7 @@
         </w:tc>
         <w:tc>
           <w:tcPr>
-            <w:tcW w:type="dxa" w:w="1440"/>
+            <w:tcW w:type="dxa" w:w="1080"/>
           </w:tcPr>
           <w:p>
             <w:r>
@@ -315,7 +412,7 @@
         </w:tc>
         <w:tc>
           <w:tcPr>
-            <w:tcW w:type="dxa" w:w="1440"/>
+            <w:tcW w:type="dxa" w:w="1080"/>
           </w:tcPr>
           <w:p>
             <w:r/>
@@ -323,7 +420,7 @@
         </w:tc>
         <w:tc>
           <w:tcPr>
-            <w:tcW w:type="dxa" w:w="1440"/>
+            <w:tcW w:type="dxa" w:w="1080"/>
           </w:tcPr>
           <w:p>
             <w:r>
@@ -335,7 +432,7 @@
         </w:tc>
         <w:tc>
           <w:tcPr>
-            <w:tcW w:type="dxa" w:w="1440"/>
+            <w:tcW w:type="dxa" w:w="1080"/>
           </w:tcPr>
           <w:p>
             <w:r>
@@ -345,11 +442,21 @@
             </w:r>
           </w:p>
         </w:tc>
+        <w:tc>
+          <w:tcPr>
+            <w:tcW w:type="dxa" w:w="1080"/>
+          </w:tcPr>
+          <w:p>
+            <w:r>
+              <w:t>9:50-10:25</w:t>
+            </w:r>
+          </w:p>
+        </w:tc>
       </w:tr>
       <w:tr>
         <w:tc>
           <w:tcPr>
-            <w:tcW w:type="dxa" w:w="1440"/>
+            <w:tcW w:type="dxa" w:w="1080"/>
           </w:tcPr>
           <w:p>
             <w:r>
@@ -359,7 +466,17 @@
         </w:tc>
         <w:tc>
           <w:tcPr>
-            <w:tcW w:type="dxa" w:w="1440"/>
+            <w:tcW w:type="dxa" w:w="1080"/>
+          </w:tcPr>
+          <w:p>
+            <w:r>
+              <w:t>10:50-11:30</w:t>
+            </w:r>
+          </w:p>
+        </w:tc>
+        <w:tc>
+          <w:tcPr>
+            <w:tcW w:type="dxa" w:w="1080"/>
           </w:tcPr>
           <w:p>
             <w:r>
@@ -371,7 +488,7 @@
         </w:tc>
         <w:tc>
           <w:tcPr>
-            <w:tcW w:type="dxa" w:w="1440"/>
+            <w:tcW w:type="dxa" w:w="1080"/>
           </w:tcPr>
           <w:p>
             <w:r/>
@@ -379,7 +496,7 @@
         </w:tc>
         <w:tc>
           <w:tcPr>
-            <w:tcW w:type="dxa" w:w="1440"/>
+            <w:tcW w:type="dxa" w:w="1080"/>
           </w:tcPr>
           <w:p>
             <w:r/>
@@ -387,7 +504,7 @@
         </w:tc>
         <w:tc>
           <w:tcPr>
-            <w:tcW w:type="dxa" w:w="1440"/>
+            <w:tcW w:type="dxa" w:w="1080"/>
           </w:tcPr>
           <w:p>
             <w:r>
@@ -399,7 +516,81 @@
         </w:tc>
         <w:tc>
           <w:tcPr>
-            <w:tcW w:type="dxa" w:w="1440"/>
+            <w:tcW w:type="dxa" w:w="1080"/>
+          </w:tcPr>
+          <w:p>
+            <w:r>
+              <w:t>Lunch</w:t>
+            </w:r>
+          </w:p>
+        </w:tc>
+        <w:tc>
+          <w:tcPr>
+            <w:tcW w:type="dxa" w:w="1080"/>
+          </w:tcPr>
+          <w:p>
+            <w:r>
+              <w:t>10:55-11:35</w:t>
+            </w:r>
+          </w:p>
+        </w:tc>
+      </w:tr>
+      <w:tr>
+        <w:tc>
+          <w:tcPr>
+            <w:tcW w:type="dxa" w:w="1080"/>
+          </w:tcPr>
+          <w:p>
+            <w:r>
+              <w:t>Lunch</w:t>
+            </w:r>
+          </w:p>
+        </w:tc>
+        <w:tc>
+          <w:tcPr>
+            <w:tcW w:type="dxa" w:w="1080"/>
+          </w:tcPr>
+          <w:p>
+            <w:r>
+              <w:t>11:30-12:00</w:t>
+            </w:r>
+          </w:p>
+        </w:tc>
+        <w:tc>
+          <w:tcPr>
+            <w:tcW w:type="dxa" w:w="1080"/>
+          </w:tcPr>
+          <w:p>
+            <w:r/>
+          </w:p>
+        </w:tc>
+        <w:tc>
+          <w:tcPr>
+            <w:tcW w:type="dxa" w:w="1080"/>
+          </w:tcPr>
+          <w:p>
+            <w:r/>
+          </w:p>
+        </w:tc>
+        <w:tc>
+          <w:tcPr>
+            <w:tcW w:type="dxa" w:w="1080"/>
+          </w:tcPr>
+          <w:p>
+            <w:r/>
+          </w:p>
+        </w:tc>
+        <w:tc>
+          <w:tcPr>
+            <w:tcW w:type="dxa" w:w="1080"/>
+          </w:tcPr>
+          <w:p>
+            <w:r/>
+          </w:p>
+        </w:tc>
+        <w:tc>
+          <w:tcPr>
+            <w:tcW w:type="dxa" w:w="1080"/>
           </w:tcPr>
           <w:p>
             <w:r>
@@ -409,63 +600,21 @@
             </w:r>
           </w:p>
         </w:tc>
-      </w:tr>
-      <w:tr>
         <w:tc>
           <w:tcPr>
-            <w:tcW w:type="dxa" w:w="1440"/>
+            <w:tcW w:type="dxa" w:w="1080"/>
           </w:tcPr>
           <w:p>
             <w:r>
-              <w:t>Lunch</w:t>
+              <w:t>10:25-10:55</w:t>
             </w:r>
-          </w:p>
-        </w:tc>
-        <w:tc>
-          <w:tcPr>
-            <w:tcW w:type="dxa" w:w="1440"/>
-          </w:tcPr>
-          <w:p>
-            <w:r/>
-          </w:p>
-        </w:tc>
-        <w:tc>
-          <w:tcPr>
-            <w:tcW w:type="dxa" w:w="1440"/>
-          </w:tcPr>
-          <w:p>
-            <w:r/>
-          </w:p>
-        </w:tc>
-        <w:tc>
-          <w:tcPr>
-            <w:tcW w:type="dxa" w:w="1440"/>
-          </w:tcPr>
-          <w:p>
-            <w:r/>
-          </w:p>
-        </w:tc>
-        <w:tc>
-          <w:tcPr>
-            <w:tcW w:type="dxa" w:w="1440"/>
-          </w:tcPr>
-          <w:p>
-            <w:r/>
-          </w:p>
-        </w:tc>
-        <w:tc>
-          <w:tcPr>
-            <w:tcW w:type="dxa" w:w="1440"/>
-          </w:tcPr>
-          <w:p>
-            <w:r/>
           </w:p>
         </w:tc>
       </w:tr>
       <w:tr>
         <w:tc>
           <w:tcPr>
-            <w:tcW w:type="dxa" w:w="1440"/>
+            <w:tcW w:type="dxa" w:w="1080"/>
           </w:tcPr>
           <w:p>
             <w:r>
@@ -475,7 +624,17 @@
         </w:tc>
         <w:tc>
           <w:tcPr>
-            <w:tcW w:type="dxa" w:w="1440"/>
+            <w:tcW w:type="dxa" w:w="1080"/>
+          </w:tcPr>
+          <w:p>
+            <w:r>
+              <w:t>12:00-12:40</w:t>
+            </w:r>
+          </w:p>
+        </w:tc>
+        <w:tc>
+          <w:tcPr>
+            <w:tcW w:type="dxa" w:w="1080"/>
           </w:tcPr>
           <w:p>
             <w:r/>
@@ -483,7 +642,7 @@
         </w:tc>
         <w:tc>
           <w:tcPr>
-            <w:tcW w:type="dxa" w:w="1440"/>
+            <w:tcW w:type="dxa" w:w="1080"/>
           </w:tcPr>
           <w:p>
             <w:r>
@@ -495,7 +654,7 @@
         </w:tc>
         <w:tc>
           <w:tcPr>
-            <w:tcW w:type="dxa" w:w="1440"/>
+            <w:tcW w:type="dxa" w:w="1080"/>
           </w:tcPr>
           <w:p>
             <w:r>
@@ -507,7 +666,7 @@
         </w:tc>
         <w:tc>
           <w:tcPr>
-            <w:tcW w:type="dxa" w:w="1440"/>
+            <w:tcW w:type="dxa" w:w="1080"/>
           </w:tcPr>
           <w:p>
             <w:r>
@@ -519,17 +678,27 @@
         </w:tc>
         <w:tc>
           <w:tcPr>
-            <w:tcW w:type="dxa" w:w="1440"/>
+            <w:tcW w:type="dxa" w:w="1080"/>
           </w:tcPr>
           <w:p>
             <w:r/>
+          </w:p>
+        </w:tc>
+        <w:tc>
+          <w:tcPr>
+            <w:tcW w:type="dxa" w:w="1080"/>
+          </w:tcPr>
+          <w:p>
+            <w:r>
+              <w:t>11:35-12:15</w:t>
+            </w:r>
           </w:p>
         </w:tc>
       </w:tr>
       <w:tr>
         <w:tc>
           <w:tcPr>
-            <w:tcW w:type="dxa" w:w="1440"/>
+            <w:tcW w:type="dxa" w:w="1080"/>
           </w:tcPr>
           <w:p>
             <w:r>
@@ -539,7 +708,17 @@
         </w:tc>
         <w:tc>
           <w:tcPr>
-            <w:tcW w:type="dxa" w:w="1440"/>
+            <w:tcW w:type="dxa" w:w="1080"/>
+          </w:tcPr>
+          <w:p>
+            <w:r>
+              <w:t>12:40-1:20</w:t>
+            </w:r>
+          </w:p>
+        </w:tc>
+        <w:tc>
+          <w:tcPr>
+            <w:tcW w:type="dxa" w:w="1080"/>
           </w:tcPr>
           <w:p>
             <w:r/>
@@ -547,7 +726,7 @@
         </w:tc>
         <w:tc>
           <w:tcPr>
-            <w:tcW w:type="dxa" w:w="1440"/>
+            <w:tcW w:type="dxa" w:w="1080"/>
           </w:tcPr>
           <w:p>
             <w:r/>
@@ -555,7 +734,7 @@
         </w:tc>
         <w:tc>
           <w:tcPr>
-            <w:tcW w:type="dxa" w:w="1440"/>
+            <w:tcW w:type="dxa" w:w="1080"/>
           </w:tcPr>
           <w:p>
             <w:r>
@@ -567,7 +746,7 @@
         </w:tc>
         <w:tc>
           <w:tcPr>
-            <w:tcW w:type="dxa" w:w="1440"/>
+            <w:tcW w:type="dxa" w:w="1080"/>
           </w:tcPr>
           <w:p>
             <w:r>
@@ -579,7 +758,15 @@
         </w:tc>
         <w:tc>
           <w:tcPr>
-            <w:tcW w:type="dxa" w:w="1440"/>
+            <w:tcW w:type="dxa" w:w="1080"/>
+          </w:tcPr>
+          <w:p>
+            <w:r/>
+          </w:p>
+        </w:tc>
+        <w:tc>
+          <w:tcPr>
+            <w:tcW w:type="dxa" w:w="1080"/>
           </w:tcPr>
           <w:p>
             <w:r/>
@@ -589,7 +776,7 @@
       <w:tr>
         <w:tc>
           <w:tcPr>
-            <w:tcW w:type="dxa" w:w="1440"/>
+            <w:tcW w:type="dxa" w:w="1080"/>
           </w:tcPr>
           <w:p>
             <w:r>
@@ -599,7 +786,17 @@
         </w:tc>
         <w:tc>
           <w:tcPr>
-            <w:tcW w:type="dxa" w:w="1440"/>
+            <w:tcW w:type="dxa" w:w="1080"/>
+          </w:tcPr>
+          <w:p>
+            <w:r>
+              <w:t>1:20-2:00</w:t>
+            </w:r>
+          </w:p>
+        </w:tc>
+        <w:tc>
+          <w:tcPr>
+            <w:tcW w:type="dxa" w:w="1080"/>
           </w:tcPr>
           <w:p>
             <w:r>
@@ -611,7 +808,7 @@
         </w:tc>
         <w:tc>
           <w:tcPr>
-            <w:tcW w:type="dxa" w:w="1440"/>
+            <w:tcW w:type="dxa" w:w="1080"/>
           </w:tcPr>
           <w:p>
             <w:r/>
@@ -619,7 +816,7 @@
         </w:tc>
         <w:tc>
           <w:tcPr>
-            <w:tcW w:type="dxa" w:w="1440"/>
+            <w:tcW w:type="dxa" w:w="1080"/>
           </w:tcPr>
           <w:p>
             <w:r/>
@@ -627,7 +824,7 @@
         </w:tc>
         <w:tc>
           <w:tcPr>
-            <w:tcW w:type="dxa" w:w="1440"/>
+            <w:tcW w:type="dxa" w:w="1080"/>
           </w:tcPr>
           <w:p>
             <w:r/>
@@ -635,7 +832,15 @@
         </w:tc>
         <w:tc>
           <w:tcPr>
-            <w:tcW w:type="dxa" w:w="1440"/>
+            <w:tcW w:type="dxa" w:w="1080"/>
+          </w:tcPr>
+          <w:p>
+            <w:r/>
+          </w:p>
+        </w:tc>
+        <w:tc>
+          <w:tcPr>
+            <w:tcW w:type="dxa" w:w="1080"/>
           </w:tcPr>
           <w:p>
             <w:r/>

--- a/SAQIBA_timetable.docx
+++ b/SAQIBA_timetable.docx
@@ -139,10 +139,162 @@
             <w:tcW w:type="dxa" w:w="1080"/>
           </w:tcPr>
           <w:p>
+            <w:r/>
+          </w:p>
+        </w:tc>
+        <w:tc>
+          <w:tcPr>
+            <w:tcW w:type="dxa" w:w="1080"/>
+          </w:tcPr>
+          <w:p>
             <w:r>
-              <w:t>8A</w:t>
+              <w:t>9C</w:t>
               <w:br/>
-              <w:t>COMPUTER</w:t>
+              <w:t>COMPUTER IX-X</w:t>
+            </w:r>
+          </w:p>
+        </w:tc>
+        <w:tc>
+          <w:tcPr>
+            <w:tcW w:type="dxa" w:w="1080"/>
+          </w:tcPr>
+          <w:p>
+            <w:r>
+              <w:t>9C</w:t>
+              <w:br/>
+              <w:t>COMPUTER IX-X</w:t>
+            </w:r>
+          </w:p>
+        </w:tc>
+        <w:tc>
+          <w:tcPr>
+            <w:tcW w:type="dxa" w:w="1080"/>
+          </w:tcPr>
+          <w:p>
+            <w:r>
+              <w:t>9C</w:t>
+              <w:br/>
+              <w:t>COMPUTER IX-X</w:t>
+            </w:r>
+          </w:p>
+        </w:tc>
+        <w:tc>
+          <w:tcPr>
+            <w:tcW w:type="dxa" w:w="1080"/>
+          </w:tcPr>
+          <w:p>
+            <w:r/>
+          </w:p>
+        </w:tc>
+        <w:tc>
+          <w:tcPr>
+            <w:tcW w:type="dxa" w:w="1080"/>
+          </w:tcPr>
+          <w:p>
+            <w:r>
+              <w:t>8:00-8:40</w:t>
+            </w:r>
+          </w:p>
+        </w:tc>
+      </w:tr>
+      <w:tr>
+        <w:tc>
+          <w:tcPr>
+            <w:tcW w:type="dxa" w:w="1080"/>
+          </w:tcPr>
+          <w:p>
+            <w:r>
+              <w:t>P2</w:t>
+            </w:r>
+          </w:p>
+        </w:tc>
+        <w:tc>
+          <w:tcPr>
+            <w:tcW w:type="dxa" w:w="1080"/>
+          </w:tcPr>
+          <w:p>
+            <w:r>
+              <w:t>8:50-9:30</w:t>
+            </w:r>
+          </w:p>
+        </w:tc>
+        <w:tc>
+          <w:tcPr>
+            <w:tcW w:type="dxa" w:w="1080"/>
+          </w:tcPr>
+          <w:p>
+            <w:r/>
+          </w:p>
+        </w:tc>
+        <w:tc>
+          <w:tcPr>
+            <w:tcW w:type="dxa" w:w="1080"/>
+          </w:tcPr>
+          <w:p>
+            <w:r>
+              <w:t>10E</w:t>
+              <w:br/>
+              <w:t>COMPUTER IX-X</w:t>
+            </w:r>
+          </w:p>
+        </w:tc>
+        <w:tc>
+          <w:tcPr>
+            <w:tcW w:type="dxa" w:w="1080"/>
+          </w:tcPr>
+          <w:p>
+            <w:r/>
+          </w:p>
+        </w:tc>
+        <w:tc>
+          <w:tcPr>
+            <w:tcW w:type="dxa" w:w="1080"/>
+          </w:tcPr>
+          <w:p>
+            <w:r/>
+          </w:p>
+        </w:tc>
+        <w:tc>
+          <w:tcPr>
+            <w:tcW w:type="dxa" w:w="1080"/>
+          </w:tcPr>
+          <w:p>
+            <w:r>
+              <w:t>10E</w:t>
+              <w:br/>
+              <w:t>COMPUTER IX-X</w:t>
+            </w:r>
+          </w:p>
+        </w:tc>
+        <w:tc>
+          <w:tcPr>
+            <w:tcW w:type="dxa" w:w="1080"/>
+          </w:tcPr>
+          <w:p>
+            <w:r>
+              <w:t>8:40-9:15</w:t>
+            </w:r>
+          </w:p>
+        </w:tc>
+      </w:tr>
+      <w:tr>
+        <w:tc>
+          <w:tcPr>
+            <w:tcW w:type="dxa" w:w="1080"/>
+          </w:tcPr>
+          <w:p>
+            <w:r>
+              <w:t>P3</w:t>
+            </w:r>
+          </w:p>
+        </w:tc>
+        <w:tc>
+          <w:tcPr>
+            <w:tcW w:type="dxa" w:w="1080"/>
+          </w:tcPr>
+          <w:p>
+            <w:r>
+              <w:t>9:30-10:10</w:t>
             </w:r>
           </w:p>
         </w:tc>
@@ -184,51 +336,7 @@
           </w:tcPr>
           <w:p>
             <w:r>
-              <w:t>9C</w:t>
-              <w:br/>
-              <w:t>COMPUTER IX-X</w:t>
-            </w:r>
-          </w:p>
-        </w:tc>
-        <w:tc>
-          <w:tcPr>
-            <w:tcW w:type="dxa" w:w="1080"/>
-          </w:tcPr>
-          <w:p>
-            <w:r>
-              <w:t>8:00-8:40</w:t>
-            </w:r>
-          </w:p>
-        </w:tc>
-      </w:tr>
-      <w:tr>
-        <w:tc>
-          <w:tcPr>
-            <w:tcW w:type="dxa" w:w="1080"/>
-          </w:tcPr>
-          <w:p>
-            <w:r>
-              <w:t>P2</w:t>
-            </w:r>
-          </w:p>
-        </w:tc>
-        <w:tc>
-          <w:tcPr>
-            <w:tcW w:type="dxa" w:w="1080"/>
-          </w:tcPr>
-          <w:p>
-            <w:r>
-              <w:t>8:50-9:30</w:t>
-            </w:r>
-          </w:p>
-        </w:tc>
-        <w:tc>
-          <w:tcPr>
-            <w:tcW w:type="dxa" w:w="1080"/>
-          </w:tcPr>
-          <w:p>
-            <w:r>
-              <w:t>6E</w:t>
+              <w:t>8A</w:t>
               <w:br/>
               <w:t>COMPUTER</w:t>
             </w:r>
@@ -244,114 +352,6 @@
               <w:br/>
               <w:t>COMPUTER IX-X</w:t>
             </w:r>
-          </w:p>
-        </w:tc>
-        <w:tc>
-          <w:tcPr>
-            <w:tcW w:type="dxa" w:w="1080"/>
-          </w:tcPr>
-          <w:p>
-            <w:r>
-              <w:t>6E</w:t>
-              <w:br/>
-              <w:t>COMPUTER</w:t>
-            </w:r>
-          </w:p>
-        </w:tc>
-        <w:tc>
-          <w:tcPr>
-            <w:tcW w:type="dxa" w:w="1080"/>
-          </w:tcPr>
-          <w:p>
-            <w:r/>
-          </w:p>
-        </w:tc>
-        <w:tc>
-          <w:tcPr>
-            <w:tcW w:type="dxa" w:w="1080"/>
-          </w:tcPr>
-          <w:p>
-            <w:r/>
-          </w:p>
-        </w:tc>
-        <w:tc>
-          <w:tcPr>
-            <w:tcW w:type="dxa" w:w="1080"/>
-          </w:tcPr>
-          <w:p>
-            <w:r>
-              <w:t>8:40-9:15</w:t>
-            </w:r>
-          </w:p>
-        </w:tc>
-      </w:tr>
-      <w:tr>
-        <w:tc>
-          <w:tcPr>
-            <w:tcW w:type="dxa" w:w="1080"/>
-          </w:tcPr>
-          <w:p>
-            <w:r>
-              <w:t>P3</w:t>
-            </w:r>
-          </w:p>
-        </w:tc>
-        <w:tc>
-          <w:tcPr>
-            <w:tcW w:type="dxa" w:w="1080"/>
-          </w:tcPr>
-          <w:p>
-            <w:r>
-              <w:t>9:30-10:10</w:t>
-            </w:r>
-          </w:p>
-        </w:tc>
-        <w:tc>
-          <w:tcPr>
-            <w:tcW w:type="dxa" w:w="1080"/>
-          </w:tcPr>
-          <w:p>
-            <w:r/>
-          </w:p>
-        </w:tc>
-        <w:tc>
-          <w:tcPr>
-            <w:tcW w:type="dxa" w:w="1080"/>
-          </w:tcPr>
-          <w:p>
-            <w:r>
-              <w:t>9C</w:t>
-              <w:br/>
-              <w:t>COMPUTER IX-X</w:t>
-            </w:r>
-          </w:p>
-        </w:tc>
-        <w:tc>
-          <w:tcPr>
-            <w:tcW w:type="dxa" w:w="1080"/>
-          </w:tcPr>
-          <w:p>
-            <w:r>
-              <w:t>10E</w:t>
-              <w:br/>
-              <w:t>COMPUTER IX-X</w:t>
-            </w:r>
-          </w:p>
-        </w:tc>
-        <w:tc>
-          <w:tcPr>
-            <w:tcW w:type="dxa" w:w="1080"/>
-          </w:tcPr>
-          <w:p>
-            <w:r/>
-          </w:p>
-        </w:tc>
-        <w:tc>
-          <w:tcPr>
-            <w:tcW w:type="dxa" w:w="1080"/>
-          </w:tcPr>
-          <w:p>
-            <w:r/>
           </w:p>
         </w:tc>
         <w:tc>
@@ -392,30 +392,10 @@
           </w:tcPr>
           <w:p>
             <w:r>
-              <w:t>10E</w:t>
+              <w:t>7D</w:t>
               <w:br/>
-              <w:t>COMPUTER IX-X</w:t>
+              <w:t>COMPUTER</w:t>
             </w:r>
-          </w:p>
-        </w:tc>
-        <w:tc>
-          <w:tcPr>
-            <w:tcW w:type="dxa" w:w="1080"/>
-          </w:tcPr>
-          <w:p>
-            <w:r>
-              <w:t>9C</w:t>
-              <w:br/>
-              <w:t>COMPUTER IX-X</w:t>
-            </w:r>
-          </w:p>
-        </w:tc>
-        <w:tc>
-          <w:tcPr>
-            <w:tcW w:type="dxa" w:w="1080"/>
-          </w:tcPr>
-          <w:p>
-            <w:r/>
           </w:p>
         </w:tc>
         <w:tc>
@@ -436,7 +416,31 @@
           </w:tcPr>
           <w:p>
             <w:r>
-              <w:t>7D</w:t>
+              <w:t>6C</w:t>
+              <w:br/>
+              <w:t>COMPUTER</w:t>
+            </w:r>
+          </w:p>
+        </w:tc>
+        <w:tc>
+          <w:tcPr>
+            <w:tcW w:type="dxa" w:w="1080"/>
+          </w:tcPr>
+          <w:p>
+            <w:r>
+              <w:t>6C</w:t>
+              <w:br/>
+              <w:t>COMPUTER</w:t>
+            </w:r>
+          </w:p>
+        </w:tc>
+        <w:tc>
+          <w:tcPr>
+            <w:tcW w:type="dxa" w:w="1080"/>
+          </w:tcPr>
+          <w:p>
+            <w:r>
+              <w:t>8A</w:t>
               <w:br/>
               <w:t>COMPUTER</w:t>
             </w:r>
@@ -460,66 +464,6 @@
           </w:tcPr>
           <w:p>
             <w:r>
-              <w:t>P5</w:t>
-            </w:r>
-          </w:p>
-        </w:tc>
-        <w:tc>
-          <w:tcPr>
-            <w:tcW w:type="dxa" w:w="1080"/>
-          </w:tcPr>
-          <w:p>
-            <w:r>
-              <w:t>10:50-11:30</w:t>
-            </w:r>
-          </w:p>
-        </w:tc>
-        <w:tc>
-          <w:tcPr>
-            <w:tcW w:type="dxa" w:w="1080"/>
-          </w:tcPr>
-          <w:p>
-            <w:r>
-              <w:t>10E</w:t>
-              <w:br/>
-              <w:t>COMPUTER IX-X</w:t>
-            </w:r>
-          </w:p>
-        </w:tc>
-        <w:tc>
-          <w:tcPr>
-            <w:tcW w:type="dxa" w:w="1080"/>
-          </w:tcPr>
-          <w:p>
-            <w:r/>
-          </w:p>
-        </w:tc>
-        <w:tc>
-          <w:tcPr>
-            <w:tcW w:type="dxa" w:w="1080"/>
-          </w:tcPr>
-          <w:p>
-            <w:r/>
-          </w:p>
-        </w:tc>
-        <w:tc>
-          <w:tcPr>
-            <w:tcW w:type="dxa" w:w="1080"/>
-          </w:tcPr>
-          <w:p>
-            <w:r>
-              <w:t>6E</w:t>
-              <w:br/>
-              <w:t>COMPUTER</w:t>
-            </w:r>
-          </w:p>
-        </w:tc>
-        <w:tc>
-          <w:tcPr>
-            <w:tcW w:type="dxa" w:w="1080"/>
-          </w:tcPr>
-          <w:p>
-            <w:r>
               <w:t>Lunch</w:t>
             </w:r>
           </w:p>
@@ -530,29 +474,7 @@
           </w:tcPr>
           <w:p>
             <w:r>
-              <w:t>10:55-11:35</w:t>
-            </w:r>
-          </w:p>
-        </w:tc>
-      </w:tr>
-      <w:tr>
-        <w:tc>
-          <w:tcPr>
-            <w:tcW w:type="dxa" w:w="1080"/>
-          </w:tcPr>
-          <w:p>
-            <w:r>
-              <w:t>Lunch</w:t>
-            </w:r>
-          </w:p>
-        </w:tc>
-        <w:tc>
-          <w:tcPr>
-            <w:tcW w:type="dxa" w:w="1080"/>
-          </w:tcPr>
-          <w:p>
-            <w:r>
-              <w:t>11:30-12:00</w:t>
+              <w:t>10:50-11:20</w:t>
             </w:r>
           </w:p>
         </w:tc>
@@ -593,8 +515,76 @@
             <w:tcW w:type="dxa" w:w="1080"/>
           </w:tcPr>
           <w:p>
+            <w:r/>
+          </w:p>
+        </w:tc>
+        <w:tc>
+          <w:tcPr>
+            <w:tcW w:type="dxa" w:w="1080"/>
+          </w:tcPr>
+          <w:p>
             <w:r>
-              <w:t>6C</w:t>
+              <w:t>10:25-10:55</w:t>
+            </w:r>
+          </w:p>
+        </w:tc>
+      </w:tr>
+      <w:tr>
+        <w:tc>
+          <w:tcPr>
+            <w:tcW w:type="dxa" w:w="1080"/>
+          </w:tcPr>
+          <w:p>
+            <w:r>
+              <w:t>P5</w:t>
+            </w:r>
+          </w:p>
+        </w:tc>
+        <w:tc>
+          <w:tcPr>
+            <w:tcW w:type="dxa" w:w="1080"/>
+          </w:tcPr>
+          <w:p>
+            <w:r>
+              <w:t>11:20-12:00</w:t>
+            </w:r>
+          </w:p>
+        </w:tc>
+        <w:tc>
+          <w:tcPr>
+            <w:tcW w:type="dxa" w:w="1080"/>
+          </w:tcPr>
+          <w:p>
+            <w:r/>
+          </w:p>
+        </w:tc>
+        <w:tc>
+          <w:tcPr>
+            <w:tcW w:type="dxa" w:w="1080"/>
+          </w:tcPr>
+          <w:p>
+            <w:r>
+              <w:t>10E</w:t>
+              <w:br/>
+              <w:t>COMPUTER IX-X</w:t>
+            </w:r>
+          </w:p>
+        </w:tc>
+        <w:tc>
+          <w:tcPr>
+            <w:tcW w:type="dxa" w:w="1080"/>
+          </w:tcPr>
+          <w:p>
+            <w:r/>
+          </w:p>
+        </w:tc>
+        <w:tc>
+          <w:tcPr>
+            <w:tcW w:type="dxa" w:w="1080"/>
+          </w:tcPr>
+          <w:p>
+            <w:r>
+              <w:t>8A</w:t>
               <w:br/>
               <w:t>COMPUTER</w:t>
             </w:r>
@@ -605,8 +595,16 @@
             <w:tcW w:type="dxa" w:w="1080"/>
           </w:tcPr>
           <w:p>
+            <w:r/>
+          </w:p>
+        </w:tc>
+        <w:tc>
+          <w:tcPr>
+            <w:tcW w:type="dxa" w:w="1080"/>
+          </w:tcPr>
+          <w:p>
             <w:r>
-              <w:t>10:25-10:55</w:t>
+              <w:t>10:55-11:35</w:t>
             </w:r>
           </w:p>
         </w:tc>
@@ -645,6 +643,14 @@
             <w:tcW w:type="dxa" w:w="1080"/>
           </w:tcPr>
           <w:p>
+            <w:r/>
+          </w:p>
+        </w:tc>
+        <w:tc>
+          <w:tcPr>
+            <w:tcW w:type="dxa" w:w="1080"/>
+          </w:tcPr>
+          <w:p>
             <w:r>
               <w:t>7D</w:t>
               <w:br/>
@@ -657,11 +663,7 @@
             <w:tcW w:type="dxa" w:w="1080"/>
           </w:tcPr>
           <w:p>
-            <w:r>
-              <w:t>8A</w:t>
-              <w:br/>
-              <w:t>COMPUTER</w:t>
-            </w:r>
+            <w:r/>
           </w:p>
         </w:tc>
         <w:tc>
@@ -670,18 +672,10 @@
           </w:tcPr>
           <w:p>
             <w:r>
-              <w:t>6C</w:t>
+              <w:t>9C</w:t>
               <w:br/>
-              <w:t>COMPUTER</w:t>
+              <w:t>COMPUTER IX-X</w:t>
             </w:r>
-          </w:p>
-        </w:tc>
-        <w:tc>
-          <w:tcPr>
-            <w:tcW w:type="dxa" w:w="1080"/>
-          </w:tcPr>
-          <w:p>
-            <w:r/>
           </w:p>
         </w:tc>
         <w:tc>
@@ -721,7 +715,11 @@
             <w:tcW w:type="dxa" w:w="1080"/>
           </w:tcPr>
           <w:p>
-            <w:r/>
+            <w:r>
+              <w:t>6E</w:t>
+              <w:br/>
+              <w:t>COMPUTER</w:t>
+            </w:r>
           </w:p>
         </w:tc>
         <w:tc>
@@ -750,9 +748,9 @@
           </w:tcPr>
           <w:p>
             <w:r>
-              <w:t>9C</w:t>
+              <w:t>6E</w:t>
               <w:br/>
-              <w:t>COMPUTER IX-X</w:t>
+              <w:t>COMPUTER</w:t>
             </w:r>
           </w:p>
         </w:tc>
@@ -799,11 +797,7 @@
             <w:tcW w:type="dxa" w:w="1080"/>
           </w:tcPr>
           <w:p>
-            <w:r>
-              <w:t>8A</w:t>
-              <w:br/>
-              <w:t>COMPUTER</w:t>
-            </w:r>
+            <w:r/>
           </w:p>
         </w:tc>
         <w:tc>
@@ -819,7 +813,11 @@
             <w:tcW w:type="dxa" w:w="1080"/>
           </w:tcPr>
           <w:p>
-            <w:r/>
+            <w:r>
+              <w:t>6E</w:t>
+              <w:br/>
+              <w:t>COMPUTER</w:t>
+            </w:r>
           </w:p>
         </w:tc>
         <w:tc>

--- a/SAQIBA_timetable.docx
+++ b/SAQIBA_timetable.docx
@@ -651,11 +651,7 @@
             <w:tcW w:type="dxa" w:w="1080"/>
           </w:tcPr>
           <w:p>
-            <w:r>
-              <w:t>7D</w:t>
-              <w:br/>
-              <w:t>COMPUTER</w:t>
-            </w:r>
+            <w:r/>
           </w:p>
         </w:tc>
         <w:tc>
@@ -663,7 +659,11 @@
             <w:tcW w:type="dxa" w:w="1080"/>
           </w:tcPr>
           <w:p>
-            <w:r/>
+            <w:r>
+              <w:t>7D</w:t>
+              <w:br/>
+              <w:t>COMPUTER</w:t>
+            </w:r>
           </w:p>
         </w:tc>
         <w:tc>

--- a/SAQIBA_timetable.docx
+++ b/SAQIBA_timetable.docx
@@ -12,7 +12,7 @@
     </w:p>
     <w:p>
       <w:r>
-        <w:t>Total Weekly Periods: 22</w:t>
+        <w:t>Total Weekly Periods: 23</w:t>
       </w:r>
     </w:p>
     <w:tbl>
@@ -22,92 +22,116 @@
         <w:tblLook w:firstColumn="1" w:firstRow="1" w:lastColumn="0" w:lastRow="0" w:noHBand="0" w:noVBand="1" w:val="04A0"/>
       </w:tblPr>
       <w:tblGrid>
-        <w:gridCol w:w="1080"/>
-        <w:gridCol w:w="1080"/>
-        <w:gridCol w:w="1080"/>
-        <w:gridCol w:w="1080"/>
-        <w:gridCol w:w="1080"/>
-        <w:gridCol w:w="1080"/>
-        <w:gridCol w:w="1080"/>
-        <w:gridCol w:w="1080"/>
+        <w:gridCol w:w="1530"/>
+        <w:gridCol w:w="1530"/>
+        <w:gridCol w:w="1530"/>
+        <w:gridCol w:w="1530"/>
+        <w:gridCol w:w="1530"/>
+        <w:gridCol w:w="1530"/>
+        <w:gridCol w:w="1530"/>
+        <w:gridCol w:w="1530"/>
       </w:tblGrid>
       <w:tr>
         <w:tc>
           <w:tcPr>
-            <w:tcW w:type="dxa" w:w="1080"/>
+            <w:tcW w:type="dxa" w:w="1530"/>
           </w:tcPr>
           <w:p>
             <w:r>
+              <w:rPr>
+                <w:b/>
+              </w:rPr>
               <w:t>Period</w:t>
             </w:r>
           </w:p>
         </w:tc>
         <w:tc>
           <w:tcPr>
-            <w:tcW w:type="dxa" w:w="1080"/>
+            <w:tcW w:type="dxa" w:w="1530"/>
           </w:tcPr>
           <w:p>
             <w:r>
-              <w:t>Mon-Thu Time</w:t>
+              <w:rPr>
+                <w:b/>
+              </w:rPr>
+              <w:t>Mon-Wed Time</w:t>
             </w:r>
           </w:p>
         </w:tc>
         <w:tc>
           <w:tcPr>
-            <w:tcW w:type="dxa" w:w="1080"/>
+            <w:tcW w:type="dxa" w:w="1530"/>
           </w:tcPr>
           <w:p>
             <w:r>
+              <w:rPr>
+                <w:b/>
+              </w:rPr>
               <w:t>Mon</w:t>
             </w:r>
           </w:p>
         </w:tc>
         <w:tc>
           <w:tcPr>
-            <w:tcW w:type="dxa" w:w="1080"/>
+            <w:tcW w:type="dxa" w:w="1530"/>
           </w:tcPr>
           <w:p>
             <w:r>
+              <w:rPr>
+                <w:b/>
+              </w:rPr>
               <w:t>Tue</w:t>
             </w:r>
           </w:p>
         </w:tc>
         <w:tc>
           <w:tcPr>
-            <w:tcW w:type="dxa" w:w="1080"/>
+            <w:tcW w:type="dxa" w:w="1530"/>
           </w:tcPr>
           <w:p>
             <w:r>
+              <w:rPr>
+                <w:b/>
+              </w:rPr>
               <w:t>Wed</w:t>
             </w:r>
           </w:p>
         </w:tc>
         <w:tc>
           <w:tcPr>
-            <w:tcW w:type="dxa" w:w="1080"/>
+            <w:tcW w:type="dxa" w:w="1530"/>
           </w:tcPr>
           <w:p>
             <w:r>
+              <w:rPr>
+                <w:b/>
+              </w:rPr>
               <w:t>Thu</w:t>
             </w:r>
           </w:p>
         </w:tc>
         <w:tc>
           <w:tcPr>
-            <w:tcW w:type="dxa" w:w="1080"/>
+            <w:tcW w:type="dxa" w:w="1530"/>
           </w:tcPr>
           <w:p>
             <w:r>
+              <w:rPr>
+                <w:b/>
+              </w:rPr>
               <w:t>Fri</w:t>
             </w:r>
           </w:p>
         </w:tc>
         <w:tc>
           <w:tcPr>
-            <w:tcW w:type="dxa" w:w="1080"/>
+            <w:tcW w:type="dxa" w:w="1530"/>
           </w:tcPr>
           <w:p>
             <w:r>
+              <w:rPr>
+                <w:b/>
+              </w:rPr>
               <w:t>Fri Time</w:t>
             </w:r>
           </w:p>
@@ -116,7 +140,7 @@
       <w:tr>
         <w:tc>
           <w:tcPr>
-            <w:tcW w:type="dxa" w:w="1080"/>
+            <w:tcW w:type="dxa" w:w="1530"/>
           </w:tcPr>
           <w:p>
             <w:r>
@@ -126,7 +150,7 @@
         </w:tc>
         <w:tc>
           <w:tcPr>
-            <w:tcW w:type="dxa" w:w="1080"/>
+            <w:tcW w:type="dxa" w:w="1530"/>
           </w:tcPr>
           <w:p>
             <w:r>
@@ -136,15 +160,7 @@
         </w:tc>
         <w:tc>
           <w:tcPr>
-            <w:tcW w:type="dxa" w:w="1080"/>
-          </w:tcPr>
-          <w:p>
-            <w:r/>
-          </w:p>
-        </w:tc>
-        <w:tc>
-          <w:tcPr>
-            <w:tcW w:type="dxa" w:w="1080"/>
+            <w:tcW w:type="dxa" w:w="1530"/>
           </w:tcPr>
           <w:p>
             <w:r>
@@ -156,7 +172,7 @@
         </w:tc>
         <w:tc>
           <w:tcPr>
-            <w:tcW w:type="dxa" w:w="1080"/>
+            <w:tcW w:type="dxa" w:w="1530"/>
           </w:tcPr>
           <w:p>
             <w:r>
@@ -168,7 +184,7 @@
         </w:tc>
         <w:tc>
           <w:tcPr>
-            <w:tcW w:type="dxa" w:w="1080"/>
+            <w:tcW w:type="dxa" w:w="1530"/>
           </w:tcPr>
           <w:p>
             <w:r>
@@ -180,15 +196,31 @@
         </w:tc>
         <w:tc>
           <w:tcPr>
-            <w:tcW w:type="dxa" w:w="1080"/>
+            <w:tcW w:type="dxa" w:w="1530"/>
           </w:tcPr>
           <w:p>
-            <w:r/>
+            <w:r>
+              <w:t>9C</w:t>
+              <w:br/>
+              <w:t>COMPUTER IX-X</w:t>
+            </w:r>
           </w:p>
         </w:tc>
         <w:tc>
           <w:tcPr>
-            <w:tcW w:type="dxa" w:w="1080"/>
+            <w:tcW w:type="dxa" w:w="1530"/>
+          </w:tcPr>
+          <w:p>
+            <w:r>
+              <w:t>6E</w:t>
+              <w:br/>
+              <w:t>COMPUTER</w:t>
+            </w:r>
+          </w:p>
+        </w:tc>
+        <w:tc>
+          <w:tcPr>
+            <w:tcW w:type="dxa" w:w="1530"/>
           </w:tcPr>
           <w:p>
             <w:r>
@@ -200,7 +232,7 @@
       <w:tr>
         <w:tc>
           <w:tcPr>
-            <w:tcW w:type="dxa" w:w="1080"/>
+            <w:tcW w:type="dxa" w:w="1530"/>
           </w:tcPr>
           <w:p>
             <w:r>
@@ -210,7 +242,7 @@
         </w:tc>
         <w:tc>
           <w:tcPr>
-            <w:tcW w:type="dxa" w:w="1080"/>
+            <w:tcW w:type="dxa" w:w="1530"/>
           </w:tcPr>
           <w:p>
             <w:r>
@@ -220,15 +252,7 @@
         </w:tc>
         <w:tc>
           <w:tcPr>
-            <w:tcW w:type="dxa" w:w="1080"/>
-          </w:tcPr>
-          <w:p>
-            <w:r/>
-          </w:p>
-        </w:tc>
-        <w:tc>
-          <w:tcPr>
-            <w:tcW w:type="dxa" w:w="1080"/>
+            <w:tcW w:type="dxa" w:w="1530"/>
           </w:tcPr>
           <w:p>
             <w:r>
@@ -240,23 +264,7 @@
         </w:tc>
         <w:tc>
           <w:tcPr>
-            <w:tcW w:type="dxa" w:w="1080"/>
-          </w:tcPr>
-          <w:p>
-            <w:r/>
-          </w:p>
-        </w:tc>
-        <w:tc>
-          <w:tcPr>
-            <w:tcW w:type="dxa" w:w="1080"/>
-          </w:tcPr>
-          <w:p>
-            <w:r/>
-          </w:p>
-        </w:tc>
-        <w:tc>
-          <w:tcPr>
-            <w:tcW w:type="dxa" w:w="1080"/>
+            <w:tcW w:type="dxa" w:w="1530"/>
           </w:tcPr>
           <w:p>
             <w:r>
@@ -268,7 +276,39 @@
         </w:tc>
         <w:tc>
           <w:tcPr>
-            <w:tcW w:type="dxa" w:w="1080"/>
+            <w:tcW w:type="dxa" w:w="1530"/>
+          </w:tcPr>
+          <w:p>
+            <w:r>
+              <w:t>8A</w:t>
+              <w:br/>
+              <w:t>COMPUTER</w:t>
+            </w:r>
+          </w:p>
+        </w:tc>
+        <w:tc>
+          <w:tcPr>
+            <w:tcW w:type="dxa" w:w="1530"/>
+          </w:tcPr>
+          <w:p>
+            <w:r>
+              <w:t>10E</w:t>
+              <w:br/>
+              <w:t>COMPUTER IX-X</w:t>
+            </w:r>
+          </w:p>
+        </w:tc>
+        <w:tc>
+          <w:tcPr>
+            <w:tcW w:type="dxa" w:w="1530"/>
+          </w:tcPr>
+          <w:p>
+            <w:r/>
+          </w:p>
+        </w:tc>
+        <w:tc>
+          <w:tcPr>
+            <w:tcW w:type="dxa" w:w="1530"/>
           </w:tcPr>
           <w:p>
             <w:r>
@@ -280,7 +320,7 @@
       <w:tr>
         <w:tc>
           <w:tcPr>
-            <w:tcW w:type="dxa" w:w="1080"/>
+            <w:tcW w:type="dxa" w:w="1530"/>
           </w:tcPr>
           <w:p>
             <w:r>
@@ -290,7 +330,7 @@
         </w:tc>
         <w:tc>
           <w:tcPr>
-            <w:tcW w:type="dxa" w:w="1080"/>
+            <w:tcW w:type="dxa" w:w="1530"/>
           </w:tcPr>
           <w:p>
             <w:r>
@@ -300,7 +340,95 @@
         </w:tc>
         <w:tc>
           <w:tcPr>
-            <w:tcW w:type="dxa" w:w="1080"/>
+            <w:tcW w:type="dxa" w:w="1530"/>
+          </w:tcPr>
+          <w:p>
+            <w:r>
+              <w:t>9C</w:t>
+              <w:br/>
+              <w:t>COMPUTER IX-X</w:t>
+            </w:r>
+          </w:p>
+        </w:tc>
+        <w:tc>
+          <w:tcPr>
+            <w:tcW w:type="dxa" w:w="1530"/>
+          </w:tcPr>
+          <w:p>
+            <w:r/>
+          </w:p>
+        </w:tc>
+        <w:tc>
+          <w:tcPr>
+            <w:tcW w:type="dxa" w:w="1530"/>
+          </w:tcPr>
+          <w:p>
+            <w:r>
+              <w:t>10E</w:t>
+              <w:br/>
+              <w:t>COMPUTER IX-X</w:t>
+            </w:r>
+          </w:p>
+        </w:tc>
+        <w:tc>
+          <w:tcPr>
+            <w:tcW w:type="dxa" w:w="1530"/>
+          </w:tcPr>
+          <w:p>
+            <w:r/>
+          </w:p>
+        </w:tc>
+        <w:tc>
+          <w:tcPr>
+            <w:tcW w:type="dxa" w:w="1530"/>
+          </w:tcPr>
+          <w:p>
+            <w:r/>
+          </w:p>
+        </w:tc>
+        <w:tc>
+          <w:tcPr>
+            <w:tcW w:type="dxa" w:w="1530"/>
+          </w:tcPr>
+          <w:p>
+            <w:r>
+              <w:t>9:15-9:50</w:t>
+            </w:r>
+          </w:p>
+        </w:tc>
+      </w:tr>
+      <w:tr>
+        <w:tc>
+          <w:tcPr>
+            <w:tcW w:type="dxa" w:w="1530"/>
+          </w:tcPr>
+          <w:p>
+            <w:r>
+              <w:t>P4</w:t>
+            </w:r>
+          </w:p>
+        </w:tc>
+        <w:tc>
+          <w:tcPr>
+            <w:tcW w:type="dxa" w:w="1530"/>
+          </w:tcPr>
+          <w:p>
+            <w:r>
+              <w:t>10:10-10:50</w:t>
+            </w:r>
+          </w:p>
+        </w:tc>
+        <w:tc>
+          <w:tcPr>
+            <w:tcW w:type="dxa" w:w="1530"/>
+          </w:tcPr>
+          <w:p>
+            <w:r/>
+          </w:p>
+        </w:tc>
+        <w:tc>
+          <w:tcPr>
+            <w:tcW w:type="dxa" w:w="1530"/>
           </w:tcPr>
           <w:p>
             <w:r>
@@ -312,7 +440,7 @@
         </w:tc>
         <w:tc>
           <w:tcPr>
-            <w:tcW w:type="dxa" w:w="1080"/>
+            <w:tcW w:type="dxa" w:w="1530"/>
           </w:tcPr>
           <w:p>
             <w:r/>
@@ -320,19 +448,147 @@
         </w:tc>
         <w:tc>
           <w:tcPr>
-            <w:tcW w:type="dxa" w:w="1080"/>
+            <w:tcW w:type="dxa" w:w="1530"/>
           </w:tcPr>
           <w:p>
             <w:r>
-              <w:t>9C</w:t>
+              <w:t>7D</w:t>
               <w:br/>
-              <w:t>COMPUTER IX-X</w:t>
+              <w:t>COMPUTER</w:t>
             </w:r>
           </w:p>
         </w:tc>
         <w:tc>
           <w:tcPr>
-            <w:tcW w:type="dxa" w:w="1080"/>
+            <w:tcW w:type="dxa" w:w="1530"/>
+          </w:tcPr>
+          <w:p>
+            <w:r>
+              <w:t>6C</w:t>
+              <w:br/>
+              <w:t>COMPUTER</w:t>
+            </w:r>
+          </w:p>
+        </w:tc>
+        <w:tc>
+          <w:tcPr>
+            <w:tcW w:type="dxa" w:w="1530"/>
+          </w:tcPr>
+          <w:p>
+            <w:r>
+              <w:t>9:50-10:25</w:t>
+            </w:r>
+          </w:p>
+        </w:tc>
+      </w:tr>
+      <w:tr>
+        <w:tc>
+          <w:tcPr>
+            <w:tcW w:type="dxa" w:w="1530"/>
+          </w:tcPr>
+          <w:p>
+            <w:r>
+              <w:t>Lunch</w:t>
+            </w:r>
+          </w:p>
+        </w:tc>
+        <w:tc>
+          <w:tcPr>
+            <w:tcW w:type="dxa" w:w="1530"/>
+          </w:tcPr>
+          <w:p>
+            <w:r>
+              <w:t>10:50-11:20</w:t>
+            </w:r>
+          </w:p>
+        </w:tc>
+        <w:tc>
+          <w:tcPr>
+            <w:tcW w:type="dxa" w:w="1530"/>
+          </w:tcPr>
+          <w:p>
+            <w:r/>
+          </w:p>
+        </w:tc>
+        <w:tc>
+          <w:tcPr>
+            <w:tcW w:type="dxa" w:w="1530"/>
+          </w:tcPr>
+          <w:p>
+            <w:r/>
+          </w:p>
+        </w:tc>
+        <w:tc>
+          <w:tcPr>
+            <w:tcW w:type="dxa" w:w="1530"/>
+          </w:tcPr>
+          <w:p>
+            <w:r/>
+          </w:p>
+        </w:tc>
+        <w:tc>
+          <w:tcPr>
+            <w:tcW w:type="dxa" w:w="1530"/>
+          </w:tcPr>
+          <w:p>
+            <w:r/>
+          </w:p>
+        </w:tc>
+        <w:tc>
+          <w:tcPr>
+            <w:tcW w:type="dxa" w:w="1530"/>
+          </w:tcPr>
+          <w:p>
+            <w:r/>
+          </w:p>
+        </w:tc>
+        <w:tc>
+          <w:tcPr>
+            <w:tcW w:type="dxa" w:w="1530"/>
+          </w:tcPr>
+          <w:p>
+            <w:r>
+              <w:t>10:25-10:55</w:t>
+            </w:r>
+          </w:p>
+        </w:tc>
+      </w:tr>
+      <w:tr>
+        <w:tc>
+          <w:tcPr>
+            <w:tcW w:type="dxa" w:w="1530"/>
+          </w:tcPr>
+          <w:p>
+            <w:r>
+              <w:t>P5</w:t>
+            </w:r>
+          </w:p>
+        </w:tc>
+        <w:tc>
+          <w:tcPr>
+            <w:tcW w:type="dxa" w:w="1530"/>
+          </w:tcPr>
+          <w:p>
+            <w:r>
+              <w:t>11:20-12:00</w:t>
+            </w:r>
+          </w:p>
+        </w:tc>
+        <w:tc>
+          <w:tcPr>
+            <w:tcW w:type="dxa" w:w="1530"/>
+          </w:tcPr>
+          <w:p>
+            <w:r>
+              <w:t>7D</w:t>
+              <w:br/>
+              <w:t>COMPUTER</w:t>
+            </w:r>
+          </w:p>
+        </w:tc>
+        <w:tc>
+          <w:tcPr>
+            <w:tcW w:type="dxa" w:w="1530"/>
           </w:tcPr>
           <w:p>
             <w:r>
@@ -344,7 +600,103 @@
         </w:tc>
         <w:tc>
           <w:tcPr>
-            <w:tcW w:type="dxa" w:w="1080"/>
+            <w:tcW w:type="dxa" w:w="1530"/>
+          </w:tcPr>
+          <w:p>
+            <w:r>
+              <w:t>6E</w:t>
+              <w:br/>
+              <w:t>COMPUTER</w:t>
+            </w:r>
+          </w:p>
+        </w:tc>
+        <w:tc>
+          <w:tcPr>
+            <w:tcW w:type="dxa" w:w="1530"/>
+          </w:tcPr>
+          <w:p>
+            <w:r/>
+          </w:p>
+        </w:tc>
+        <w:tc>
+          <w:tcPr>
+            <w:tcW w:type="dxa" w:w="1530"/>
+          </w:tcPr>
+          <w:p>
+            <w:r/>
+          </w:p>
+        </w:tc>
+        <w:tc>
+          <w:tcPr>
+            <w:tcW w:type="dxa" w:w="1530"/>
+          </w:tcPr>
+          <w:p>
+            <w:r>
+              <w:t>10:55-11:35</w:t>
+            </w:r>
+          </w:p>
+        </w:tc>
+      </w:tr>
+      <w:tr>
+        <w:tc>
+          <w:tcPr>
+            <w:tcW w:type="dxa" w:w="1530"/>
+          </w:tcPr>
+          <w:p>
+            <w:r>
+              <w:t>P6</w:t>
+            </w:r>
+          </w:p>
+        </w:tc>
+        <w:tc>
+          <w:tcPr>
+            <w:tcW w:type="dxa" w:w="1530"/>
+          </w:tcPr>
+          <w:p>
+            <w:r>
+              <w:t>12:00-12:40</w:t>
+            </w:r>
+          </w:p>
+        </w:tc>
+        <w:tc>
+          <w:tcPr>
+            <w:tcW w:type="dxa" w:w="1530"/>
+          </w:tcPr>
+          <w:p>
+            <w:r/>
+          </w:p>
+        </w:tc>
+        <w:tc>
+          <w:tcPr>
+            <w:tcW w:type="dxa" w:w="1530"/>
+          </w:tcPr>
+          <w:p>
+            <w:r/>
+          </w:p>
+        </w:tc>
+        <w:tc>
+          <w:tcPr>
+            <w:tcW w:type="dxa" w:w="1530"/>
+          </w:tcPr>
+          <w:p>
+            <w:r>
+              <w:t>6C</w:t>
+              <w:br/>
+              <w:t>COMPUTER</w:t>
+            </w:r>
+          </w:p>
+        </w:tc>
+        <w:tc>
+          <w:tcPr>
+            <w:tcW w:type="dxa" w:w="1530"/>
+          </w:tcPr>
+          <w:p>
+            <w:r/>
+          </w:p>
+        </w:tc>
+        <w:tc>
+          <w:tcPr>
+            <w:tcW w:type="dxa" w:w="1530"/>
           </w:tcPr>
           <w:p>
             <w:r>
@@ -356,11 +708,11 @@
         </w:tc>
         <w:tc>
           <w:tcPr>
-            <w:tcW w:type="dxa" w:w="1080"/>
+            <w:tcW w:type="dxa" w:w="1530"/>
           </w:tcPr>
           <w:p>
             <w:r>
-              <w:t>9:15-9:50</w:t>
+              <w:t>11:35-12:15</w:t>
             </w:r>
           </w:p>
         </w:tc>
@@ -368,27 +720,39 @@
       <w:tr>
         <w:tc>
           <w:tcPr>
-            <w:tcW w:type="dxa" w:w="1080"/>
+            <w:tcW w:type="dxa" w:w="1530"/>
           </w:tcPr>
           <w:p>
             <w:r>
-              <w:t>P4</w:t>
+              <w:t>P7</w:t>
             </w:r>
           </w:p>
         </w:tc>
         <w:tc>
           <w:tcPr>
-            <w:tcW w:type="dxa" w:w="1080"/>
+            <w:tcW w:type="dxa" w:w="1530"/>
           </w:tcPr>
           <w:p>
             <w:r>
-              <w:t>10:10-10:50</w:t>
+              <w:t>12:40-1:20</w:t>
             </w:r>
           </w:p>
         </w:tc>
         <w:tc>
           <w:tcPr>
-            <w:tcW w:type="dxa" w:w="1080"/>
+            <w:tcW w:type="dxa" w:w="1530"/>
+          </w:tcPr>
+          <w:p>
+            <w:r>
+              <w:t>8A</w:t>
+              <w:br/>
+              <w:t>COMPUTER</w:t>
+            </w:r>
+          </w:p>
+        </w:tc>
+        <w:tc>
+          <w:tcPr>
+            <w:tcW w:type="dxa" w:w="1530"/>
           </w:tcPr>
           <w:p>
             <w:r>
@@ -400,23 +764,65 @@
         </w:tc>
         <w:tc>
           <w:tcPr>
-            <w:tcW w:type="dxa" w:w="1080"/>
+            <w:tcW w:type="dxa" w:w="1530"/>
+          </w:tcPr>
+          <w:p>
+            <w:r/>
+          </w:p>
+        </w:tc>
+        <w:tc>
+          <w:tcPr>
+            <w:tcW w:type="dxa" w:w="1530"/>
+          </w:tcPr>
+          <w:p>
+            <w:r/>
+          </w:p>
+        </w:tc>
+        <w:tc>
+          <w:tcPr>
+            <w:tcW w:type="dxa" w:w="1530"/>
+          </w:tcPr>
+          <w:p>
+            <w:r/>
+          </w:p>
+        </w:tc>
+        <w:tc>
+          <w:tcPr>
+            <w:tcW w:type="dxa" w:w="1530"/>
+          </w:tcPr>
+          <w:p>
+            <w:r/>
+          </w:p>
+        </w:tc>
+      </w:tr>
+      <w:tr>
+        <w:tc>
+          <w:tcPr>
+            <w:tcW w:type="dxa" w:w="1530"/>
           </w:tcPr>
           <w:p>
             <w:r>
-              <w:t>10E</w:t>
-              <w:br/>
-              <w:t>COMPUTER IX-X</w:t>
+              <w:t>P8</w:t>
             </w:r>
           </w:p>
         </w:tc>
         <w:tc>
           <w:tcPr>
-            <w:tcW w:type="dxa" w:w="1080"/>
+            <w:tcW w:type="dxa" w:w="1530"/>
           </w:tcPr>
           <w:p>
             <w:r>
-              <w:t>6C</w:t>
+              <w:t>1:20-2:00</w:t>
+            </w:r>
+          </w:p>
+        </w:tc>
+        <w:tc>
+          <w:tcPr>
+            <w:tcW w:type="dxa" w:w="1530"/>
+          </w:tcPr>
+          <w:p>
+            <w:r>
+              <w:t>6E</w:t>
               <w:br/>
               <w:t>COMPUTER</w:t>
             </w:r>
@@ -424,19 +830,23 @@
         </w:tc>
         <w:tc>
           <w:tcPr>
-            <w:tcW w:type="dxa" w:w="1080"/>
+            <w:tcW w:type="dxa" w:w="1530"/>
           </w:tcPr>
           <w:p>
-            <w:r>
-              <w:t>6C</w:t>
-              <w:br/>
-              <w:t>COMPUTER</w:t>
-            </w:r>
+            <w:r/>
           </w:p>
         </w:tc>
         <w:tc>
           <w:tcPr>
-            <w:tcW w:type="dxa" w:w="1080"/>
+            <w:tcW w:type="dxa" w:w="1530"/>
+          </w:tcPr>
+          <w:p>
+            <w:r/>
+          </w:p>
+        </w:tc>
+        <w:tc>
+          <w:tcPr>
+            <w:tcW w:type="dxa" w:w="1530"/>
           </w:tcPr>
           <w:p>
             <w:r>
@@ -448,39 +858,7 @@
         </w:tc>
         <w:tc>
           <w:tcPr>
-            <w:tcW w:type="dxa" w:w="1080"/>
-          </w:tcPr>
-          <w:p>
-            <w:r>
-              <w:t>9:50-10:25</w:t>
-            </w:r>
-          </w:p>
-        </w:tc>
-      </w:tr>
-      <w:tr>
-        <w:tc>
-          <w:tcPr>
-            <w:tcW w:type="dxa" w:w="1080"/>
-          </w:tcPr>
-          <w:p>
-            <w:r>
-              <w:t>Lunch</w:t>
-            </w:r>
-          </w:p>
-        </w:tc>
-        <w:tc>
-          <w:tcPr>
-            <w:tcW w:type="dxa" w:w="1080"/>
-          </w:tcPr>
-          <w:p>
-            <w:r>
-              <w:t>10:50-11:20</w:t>
-            </w:r>
-          </w:p>
-        </w:tc>
-        <w:tc>
-          <w:tcPr>
-            <w:tcW w:type="dxa" w:w="1080"/>
+            <w:tcW w:type="dxa" w:w="1530"/>
           </w:tcPr>
           <w:p>
             <w:r/>
@@ -488,357 +866,7 @@
         </w:tc>
         <w:tc>
           <w:tcPr>
-            <w:tcW w:type="dxa" w:w="1080"/>
-          </w:tcPr>
-          <w:p>
-            <w:r/>
-          </w:p>
-        </w:tc>
-        <w:tc>
-          <w:tcPr>
-            <w:tcW w:type="dxa" w:w="1080"/>
-          </w:tcPr>
-          <w:p>
-            <w:r/>
-          </w:p>
-        </w:tc>
-        <w:tc>
-          <w:tcPr>
-            <w:tcW w:type="dxa" w:w="1080"/>
-          </w:tcPr>
-          <w:p>
-            <w:r/>
-          </w:p>
-        </w:tc>
-        <w:tc>
-          <w:tcPr>
-            <w:tcW w:type="dxa" w:w="1080"/>
-          </w:tcPr>
-          <w:p>
-            <w:r/>
-          </w:p>
-        </w:tc>
-        <w:tc>
-          <w:tcPr>
-            <w:tcW w:type="dxa" w:w="1080"/>
-          </w:tcPr>
-          <w:p>
-            <w:r>
-              <w:t>10:25-10:55</w:t>
-            </w:r>
-          </w:p>
-        </w:tc>
-      </w:tr>
-      <w:tr>
-        <w:tc>
-          <w:tcPr>
-            <w:tcW w:type="dxa" w:w="1080"/>
-          </w:tcPr>
-          <w:p>
-            <w:r>
-              <w:t>P5</w:t>
-            </w:r>
-          </w:p>
-        </w:tc>
-        <w:tc>
-          <w:tcPr>
-            <w:tcW w:type="dxa" w:w="1080"/>
-          </w:tcPr>
-          <w:p>
-            <w:r>
-              <w:t>11:20-12:00</w:t>
-            </w:r>
-          </w:p>
-        </w:tc>
-        <w:tc>
-          <w:tcPr>
-            <w:tcW w:type="dxa" w:w="1080"/>
-          </w:tcPr>
-          <w:p>
-            <w:r/>
-          </w:p>
-        </w:tc>
-        <w:tc>
-          <w:tcPr>
-            <w:tcW w:type="dxa" w:w="1080"/>
-          </w:tcPr>
-          <w:p>
-            <w:r>
-              <w:t>10E</w:t>
-              <w:br/>
-              <w:t>COMPUTER IX-X</w:t>
-            </w:r>
-          </w:p>
-        </w:tc>
-        <w:tc>
-          <w:tcPr>
-            <w:tcW w:type="dxa" w:w="1080"/>
-          </w:tcPr>
-          <w:p>
-            <w:r/>
-          </w:p>
-        </w:tc>
-        <w:tc>
-          <w:tcPr>
-            <w:tcW w:type="dxa" w:w="1080"/>
-          </w:tcPr>
-          <w:p>
-            <w:r>
-              <w:t>8A</w:t>
-              <w:br/>
-              <w:t>COMPUTER</w:t>
-            </w:r>
-          </w:p>
-        </w:tc>
-        <w:tc>
-          <w:tcPr>
-            <w:tcW w:type="dxa" w:w="1080"/>
-          </w:tcPr>
-          <w:p>
-            <w:r/>
-          </w:p>
-        </w:tc>
-        <w:tc>
-          <w:tcPr>
-            <w:tcW w:type="dxa" w:w="1080"/>
-          </w:tcPr>
-          <w:p>
-            <w:r>
-              <w:t>10:55-11:35</w:t>
-            </w:r>
-          </w:p>
-        </w:tc>
-      </w:tr>
-      <w:tr>
-        <w:tc>
-          <w:tcPr>
-            <w:tcW w:type="dxa" w:w="1080"/>
-          </w:tcPr>
-          <w:p>
-            <w:r>
-              <w:t>P6</w:t>
-            </w:r>
-          </w:p>
-        </w:tc>
-        <w:tc>
-          <w:tcPr>
-            <w:tcW w:type="dxa" w:w="1080"/>
-          </w:tcPr>
-          <w:p>
-            <w:r>
-              <w:t>12:00-12:40</w:t>
-            </w:r>
-          </w:p>
-        </w:tc>
-        <w:tc>
-          <w:tcPr>
-            <w:tcW w:type="dxa" w:w="1080"/>
-          </w:tcPr>
-          <w:p>
-            <w:r/>
-          </w:p>
-        </w:tc>
-        <w:tc>
-          <w:tcPr>
-            <w:tcW w:type="dxa" w:w="1080"/>
-          </w:tcPr>
-          <w:p>
-            <w:r/>
-          </w:p>
-        </w:tc>
-        <w:tc>
-          <w:tcPr>
-            <w:tcW w:type="dxa" w:w="1080"/>
-          </w:tcPr>
-          <w:p>
-            <w:r/>
-          </w:p>
-        </w:tc>
-        <w:tc>
-          <w:tcPr>
-            <w:tcW w:type="dxa" w:w="1080"/>
-          </w:tcPr>
-          <w:p>
-            <w:r>
-              <w:t>7D</w:t>
-              <w:br/>
-              <w:t>COMPUTER</w:t>
-            </w:r>
-          </w:p>
-        </w:tc>
-        <w:tc>
-          <w:tcPr>
-            <w:tcW w:type="dxa" w:w="1080"/>
-          </w:tcPr>
-          <w:p>
-            <w:r>
-              <w:t>9C</w:t>
-              <w:br/>
-              <w:t>COMPUTER IX-X</w:t>
-            </w:r>
-          </w:p>
-        </w:tc>
-        <w:tc>
-          <w:tcPr>
-            <w:tcW w:type="dxa" w:w="1080"/>
-          </w:tcPr>
-          <w:p>
-            <w:r>
-              <w:t>11:35-12:15</w:t>
-            </w:r>
-          </w:p>
-        </w:tc>
-      </w:tr>
-      <w:tr>
-        <w:tc>
-          <w:tcPr>
-            <w:tcW w:type="dxa" w:w="1080"/>
-          </w:tcPr>
-          <w:p>
-            <w:r>
-              <w:t>P7</w:t>
-            </w:r>
-          </w:p>
-        </w:tc>
-        <w:tc>
-          <w:tcPr>
-            <w:tcW w:type="dxa" w:w="1080"/>
-          </w:tcPr>
-          <w:p>
-            <w:r>
-              <w:t>12:40-1:20</w:t>
-            </w:r>
-          </w:p>
-        </w:tc>
-        <w:tc>
-          <w:tcPr>
-            <w:tcW w:type="dxa" w:w="1080"/>
-          </w:tcPr>
-          <w:p>
-            <w:r>
-              <w:t>6E</w:t>
-              <w:br/>
-              <w:t>COMPUTER</w:t>
-            </w:r>
-          </w:p>
-        </w:tc>
-        <w:tc>
-          <w:tcPr>
-            <w:tcW w:type="dxa" w:w="1080"/>
-          </w:tcPr>
-          <w:p>
-            <w:r/>
-          </w:p>
-        </w:tc>
-        <w:tc>
-          <w:tcPr>
-            <w:tcW w:type="dxa" w:w="1080"/>
-          </w:tcPr>
-          <w:p>
-            <w:r>
-              <w:t>7D</w:t>
-              <w:br/>
-              <w:t>COMPUTER</w:t>
-            </w:r>
-          </w:p>
-        </w:tc>
-        <w:tc>
-          <w:tcPr>
-            <w:tcW w:type="dxa" w:w="1080"/>
-          </w:tcPr>
-          <w:p>
-            <w:r>
-              <w:t>6E</w:t>
-              <w:br/>
-              <w:t>COMPUTER</w:t>
-            </w:r>
-          </w:p>
-        </w:tc>
-        <w:tc>
-          <w:tcPr>
-            <w:tcW w:type="dxa" w:w="1080"/>
-          </w:tcPr>
-          <w:p>
-            <w:r/>
-          </w:p>
-        </w:tc>
-        <w:tc>
-          <w:tcPr>
-            <w:tcW w:type="dxa" w:w="1080"/>
-          </w:tcPr>
-          <w:p>
-            <w:r/>
-          </w:p>
-        </w:tc>
-      </w:tr>
-      <w:tr>
-        <w:tc>
-          <w:tcPr>
-            <w:tcW w:type="dxa" w:w="1080"/>
-          </w:tcPr>
-          <w:p>
-            <w:r>
-              <w:t>P8</w:t>
-            </w:r>
-          </w:p>
-        </w:tc>
-        <w:tc>
-          <w:tcPr>
-            <w:tcW w:type="dxa" w:w="1080"/>
-          </w:tcPr>
-          <w:p>
-            <w:r>
-              <w:t>1:20-2:00</w:t>
-            </w:r>
-          </w:p>
-        </w:tc>
-        <w:tc>
-          <w:tcPr>
-            <w:tcW w:type="dxa" w:w="1080"/>
-          </w:tcPr>
-          <w:p>
-            <w:r/>
-          </w:p>
-        </w:tc>
-        <w:tc>
-          <w:tcPr>
-            <w:tcW w:type="dxa" w:w="1080"/>
-          </w:tcPr>
-          <w:p>
-            <w:r/>
-          </w:p>
-        </w:tc>
-        <w:tc>
-          <w:tcPr>
-            <w:tcW w:type="dxa" w:w="1080"/>
-          </w:tcPr>
-          <w:p>
-            <w:r>
-              <w:t>6E</w:t>
-              <w:br/>
-              <w:t>COMPUTER</w:t>
-            </w:r>
-          </w:p>
-        </w:tc>
-        <w:tc>
-          <w:tcPr>
-            <w:tcW w:type="dxa" w:w="1080"/>
-          </w:tcPr>
-          <w:p>
-            <w:r/>
-          </w:p>
-        </w:tc>
-        <w:tc>
-          <w:tcPr>
-            <w:tcW w:type="dxa" w:w="1080"/>
-          </w:tcPr>
-          <w:p>
-            <w:r/>
-          </w:p>
-        </w:tc>
-        <w:tc>
-          <w:tcPr>
-            <w:tcW w:type="dxa" w:w="1080"/>
+            <w:tcW w:type="dxa" w:w="1530"/>
           </w:tcPr>
           <w:p>
             <w:r/>
@@ -847,7 +875,7 @@
       </w:tr>
     </w:tbl>
     <w:sectPr>
-      <w:pgSz w:w="12240" w:h="15840"/>
+      <w:pgSz w:w="15840" w:h="12240" w:orient="landscape"/>
       <w:pgMar w:top="1440" w:right="1800" w:bottom="1440" w:left="1800" w:header="720" w:footer="720" w:gutter="0"/>
       <w:cols w:space="720"/>
       <w:docGrid w:linePitch="360"/>

--- a/SAQIBA_timetable.docx
+++ b/SAQIBA_timetable.docx
@@ -12,7 +12,7 @@
     </w:p>
     <w:p>
       <w:r>
-        <w:t>Total Weekly Periods: 23</w:t>
+        <w:t>Total Weekly Periods: 22</w:t>
       </w:r>
     </w:p>
     <w:tbl>
@@ -163,11 +163,7 @@
             <w:tcW w:type="dxa" w:w="1530"/>
           </w:tcPr>
           <w:p>
-            <w:r>
-              <w:t>9C</w:t>
-              <w:br/>
-              <w:t>COMPUTER IX-X</w:t>
-            </w:r>
+            <w:r/>
           </w:p>
         </w:tc>
         <w:tc>
@@ -212,7 +208,7 @@
           </w:tcPr>
           <w:p>
             <w:r>
-              <w:t>6E</w:t>
+              <w:t>8A</w:t>
               <w:br/>
               <w:t>COMPUTER</w:t>
             </w:r>
@@ -256,7 +252,7 @@
           </w:tcPr>
           <w:p>
             <w:r>
-              <w:t>10E</w:t>
+              <w:t>9C</w:t>
               <w:br/>
               <w:t>COMPUTER IX-X</w:t>
             </w:r>
@@ -303,7 +299,11 @@
             <w:tcW w:type="dxa" w:w="1530"/>
           </w:tcPr>
           <w:p>
-            <w:r/>
+            <w:r>
+              <w:t>6E</w:t>
+              <w:br/>
+              <w:t>COMPUTER</w:t>
+            </w:r>
           </w:p>
         </w:tc>
         <w:tc>
@@ -591,11 +591,7 @@
             <w:tcW w:type="dxa" w:w="1530"/>
           </w:tcPr>
           <w:p>
-            <w:r>
-              <w:t>8A</w:t>
-              <w:br/>
-              <w:t>COMPUTER</w:t>
-            </w:r>
+            <w:r/>
           </w:p>
         </w:tc>
         <w:tc>
@@ -615,7 +611,11 @@
             <w:tcW w:type="dxa" w:w="1530"/>
           </w:tcPr>
           <w:p>
-            <w:r/>
+            <w:r>
+              <w:t>6E</w:t>
+              <w:br/>
+              <w:t>COMPUTER</w:t>
+            </w:r>
           </w:p>
         </w:tc>
         <w:tc>
@@ -691,7 +691,11 @@
             <w:tcW w:type="dxa" w:w="1530"/>
           </w:tcPr>
           <w:p>
-            <w:r/>
+            <w:r>
+              <w:t>8A</w:t>
+              <w:br/>
+              <w:t>COMPUTER</w:t>
+            </w:r>
           </w:p>
         </w:tc>
         <w:tc>
@@ -743,11 +747,7 @@
             <w:tcW w:type="dxa" w:w="1530"/>
           </w:tcPr>
           <w:p>
-            <w:r>
-              <w:t>8A</w:t>
-              <w:br/>
-              <w:t>COMPUTER</w:t>
-            </w:r>
+            <w:r/>
           </w:p>
         </w:tc>
         <w:tc>
@@ -821,11 +821,7 @@
             <w:tcW w:type="dxa" w:w="1530"/>
           </w:tcPr>
           <w:p>
-            <w:r>
-              <w:t>6E</w:t>
-              <w:br/>
-              <w:t>COMPUTER</w:t>
-            </w:r>
+            <w:r/>
           </w:p>
         </w:tc>
         <w:tc>
@@ -849,11 +845,7 @@
             <w:tcW w:type="dxa" w:w="1530"/>
           </w:tcPr>
           <w:p>
-            <w:r>
-              <w:t>8A</w:t>
-              <w:br/>
-              <w:t>COMPUTER</w:t>
-            </w:r>
+            <w:r/>
           </w:p>
         </w:tc>
         <w:tc>

--- a/SAQIBA_timetable.docx
+++ b/SAQIBA_timetable.docx
@@ -363,11 +363,7 @@
             <w:tcW w:type="dxa" w:w="1530"/>
           </w:tcPr>
           <w:p>
-            <w:r>
-              <w:t>10E</w:t>
-              <w:br/>
-              <w:t>COMPUTER IX-X</w:t>
-            </w:r>
+            <w:r/>
           </w:p>
         </w:tc>
         <w:tc>
@@ -747,7 +743,11 @@
             <w:tcW w:type="dxa" w:w="1530"/>
           </w:tcPr>
           <w:p>
-            <w:r/>
+            <w:r>
+              <w:t>10E</w:t>
+              <w:br/>
+              <w:t>COMPUTER IX-X</w:t>
+            </w:r>
           </w:p>
         </w:tc>
         <w:tc>
@@ -821,7 +821,11 @@
             <w:tcW w:type="dxa" w:w="1530"/>
           </w:tcPr>
           <w:p>
-            <w:r/>
+            <w:r>
+              <w:t>10E</w:t>
+              <w:br/>
+              <w:t>COMPUTER IX-X</w:t>
+            </w:r>
           </w:p>
         </w:tc>
         <w:tc>

--- a/SAQIBA_timetable.docx
+++ b/SAQIBA_timetable.docx
@@ -275,11 +275,7 @@
             <w:tcW w:type="dxa" w:w="1530"/>
           </w:tcPr>
           <w:p>
-            <w:r>
-              <w:t>8A</w:t>
-              <w:br/>
-              <w:t>COMPUTER</w:t>
-            </w:r>
+            <w:r/>
           </w:p>
         </w:tc>
         <w:tc>
@@ -587,7 +583,11 @@
             <w:tcW w:type="dxa" w:w="1530"/>
           </w:tcPr>
           <w:p>
-            <w:r/>
+            <w:r>
+              <w:t>8A</w:t>
+              <w:br/>
+              <w:t>COMPUTER</w:t>
+            </w:r>
           </w:p>
         </w:tc>
         <w:tc>

--- a/SAQIBA_timetable.docx
+++ b/SAQIBA_timetable.docx
@@ -455,11 +455,7 @@
             <w:tcW w:type="dxa" w:w="1530"/>
           </w:tcPr>
           <w:p>
-            <w:r>
-              <w:t>6C</w:t>
-              <w:br/>
-              <w:t>COMPUTER</w:t>
-            </w:r>
+            <w:r/>
           </w:p>
         </w:tc>
         <w:tc>
@@ -667,7 +663,11 @@
             <w:tcW w:type="dxa" w:w="1530"/>
           </w:tcPr>
           <w:p>
-            <w:r/>
+            <w:r>
+              <w:t>6C</w:t>
+              <w:br/>
+              <w:t>COMPUTER</w:t>
+            </w:r>
           </w:p>
         </w:tc>
         <w:tc>

--- a/SAQIBA_timetable.docx
+++ b/SAQIBA_timetable.docx
@@ -12,7 +12,7 @@
     </w:p>
     <w:p>
       <w:r>
-        <w:t>Total Weekly Periods: 22</w:t>
+        <w:t>Total Weekly Periods: 25</w:t>
       </w:r>
     </w:p>
     <w:tbl>
@@ -163,7 +163,11 @@
             <w:tcW w:type="dxa" w:w="1530"/>
           </w:tcPr>
           <w:p>
-            <w:r/>
+            <w:r>
+              <w:t>9C</w:t>
+              <w:br/>
+              <w:t>COMPUTER IX-X</w:t>
+            </w:r>
           </w:p>
         </w:tc>
         <w:tc>
@@ -208,9 +212,9 @@
           </w:tcPr>
           <w:p>
             <w:r>
-              <w:t>8A</w:t>
+              <w:t>10E</w:t>
               <w:br/>
-              <w:t>COMPUTER</w:t>
+              <w:t>COMPUTER IX-X</w:t>
             </w:r>
           </w:p>
         </w:tc>
@@ -252,9 +256,9 @@
           </w:tcPr>
           <w:p>
             <w:r>
-              <w:t>9C</w:t>
+              <w:t>8A</w:t>
               <w:br/>
-              <w:t>COMPUTER IX-X</w:t>
+              <w:t>COMPUTER</w:t>
             </w:r>
           </w:p>
         </w:tc>
@@ -283,11 +287,7 @@
             <w:tcW w:type="dxa" w:w="1530"/>
           </w:tcPr>
           <w:p>
-            <w:r>
-              <w:t>10E</w:t>
-              <w:br/>
-              <w:t>COMPUTER IX-X</w:t>
-            </w:r>
+            <w:r/>
           </w:p>
         </w:tc>
         <w:tc>
@@ -295,11 +295,7 @@
             <w:tcW w:type="dxa" w:w="1530"/>
           </w:tcPr>
           <w:p>
-            <w:r>
-              <w:t>6E</w:t>
-              <w:br/>
-              <w:t>COMPUTER</w:t>
-            </w:r>
+            <w:r/>
           </w:p>
         </w:tc>
         <w:tc>
@@ -339,10 +335,18 @@
             <w:tcW w:type="dxa" w:w="1530"/>
           </w:tcPr>
           <w:p>
+            <w:r/>
+          </w:p>
+        </w:tc>
+        <w:tc>
+          <w:tcPr>
+            <w:tcW w:type="dxa" w:w="1530"/>
+          </w:tcPr>
+          <w:p>
             <w:r>
-              <w:t>9C</w:t>
+              <w:t>8E</w:t>
               <w:br/>
-              <w:t>COMPUTER IX-X</w:t>
+              <w:t>COMPUTER</w:t>
             </w:r>
           </w:p>
         </w:tc>
@@ -351,7 +355,11 @@
             <w:tcW w:type="dxa" w:w="1530"/>
           </w:tcPr>
           <w:p>
-            <w:r/>
+            <w:r>
+              <w:t>6C</w:t>
+              <w:br/>
+              <w:t>COMPUTER</w:t>
+            </w:r>
           </w:p>
         </w:tc>
         <w:tc>
@@ -359,7 +367,11 @@
             <w:tcW w:type="dxa" w:w="1530"/>
           </w:tcPr>
           <w:p>
-            <w:r/>
+            <w:r>
+              <w:t>6E</w:t>
+              <w:br/>
+              <w:t>COMPUTER</w:t>
+            </w:r>
           </w:p>
         </w:tc>
         <w:tc>
@@ -367,15 +379,11 @@
             <w:tcW w:type="dxa" w:w="1530"/>
           </w:tcPr>
           <w:p>
-            <w:r/>
-          </w:p>
-        </w:tc>
-        <w:tc>
-          <w:tcPr>
-            <w:tcW w:type="dxa" w:w="1530"/>
-          </w:tcPr>
-          <w:p>
-            <w:r/>
+            <w:r>
+              <w:t>8E</w:t>
+              <w:br/>
+              <w:t>COMPUTER</w:t>
+            </w:r>
           </w:p>
         </w:tc>
         <w:tc>
@@ -415,14 +423,6 @@
             <w:tcW w:type="dxa" w:w="1530"/>
           </w:tcPr>
           <w:p>
-            <w:r/>
-          </w:p>
-        </w:tc>
-        <w:tc>
-          <w:tcPr>
-            <w:tcW w:type="dxa" w:w="1530"/>
-          </w:tcPr>
-          <w:p>
             <w:r>
               <w:t>6C</w:t>
               <w:br/>
@@ -444,10 +444,18 @@
           </w:tcPr>
           <w:p>
             <w:r>
-              <w:t>7D</w:t>
+              <w:t>6E</w:t>
               <w:br/>
               <w:t>COMPUTER</w:t>
             </w:r>
+          </w:p>
+        </w:tc>
+        <w:tc>
+          <w:tcPr>
+            <w:tcW w:type="dxa" w:w="1530"/>
+          </w:tcPr>
+          <w:p>
+            <w:r/>
           </w:p>
         </w:tc>
         <w:tc>
@@ -568,6 +576,18 @@
           </w:tcPr>
           <w:p>
             <w:r>
+              <w:t>9C</w:t>
+              <w:br/>
+              <w:t>COMPUTER IX-X</w:t>
+            </w:r>
+          </w:p>
+        </w:tc>
+        <w:tc>
+          <w:tcPr>
+            <w:tcW w:type="dxa" w:w="1530"/>
+          </w:tcPr>
+          <w:p>
+            <w:r>
               <w:t>7D</w:t>
               <w:br/>
               <w:t>COMPUTER</w:t>
@@ -580,7 +600,7 @@
           </w:tcPr>
           <w:p>
             <w:r>
-              <w:t>8A</w:t>
+              <w:t>8E</w:t>
               <w:br/>
               <w:t>COMPUTER</w:t>
             </w:r>
@@ -592,21 +612,9 @@
           </w:tcPr>
           <w:p>
             <w:r>
-              <w:t>6E</w:t>
+              <w:t>10E</w:t>
               <w:br/>
-              <w:t>COMPUTER</w:t>
-            </w:r>
-          </w:p>
-        </w:tc>
-        <w:tc>
-          <w:tcPr>
-            <w:tcW w:type="dxa" w:w="1530"/>
-          </w:tcPr>
-          <w:p>
-            <w:r>
-              <w:t>6E</w:t>
-              <w:br/>
-              <w:t>COMPUTER</w:t>
+              <w:t>COMPUTER IX-X</w:t>
             </w:r>
           </w:p>
         </w:tc>
@@ -655,6 +663,26 @@
             <w:tcW w:type="dxa" w:w="1530"/>
           </w:tcPr>
           <w:p>
+            <w:r>
+              <w:t>6E</w:t>
+              <w:br/>
+              <w:t>COMPUTER</w:t>
+            </w:r>
+          </w:p>
+        </w:tc>
+        <w:tc>
+          <w:tcPr>
+            <w:tcW w:type="dxa" w:w="1530"/>
+          </w:tcPr>
+          <w:p>
+            <w:r/>
+          </w:p>
+        </w:tc>
+        <w:tc>
+          <w:tcPr>
+            <w:tcW w:type="dxa" w:w="1530"/>
+          </w:tcPr>
+          <w:p>
             <w:r/>
           </w:p>
         </w:tc>
@@ -675,35 +703,7 @@
             <w:tcW w:type="dxa" w:w="1530"/>
           </w:tcPr>
           <w:p>
-            <w:r>
-              <w:t>6C</w:t>
-              <w:br/>
-              <w:t>COMPUTER</w:t>
-            </w:r>
-          </w:p>
-        </w:tc>
-        <w:tc>
-          <w:tcPr>
-            <w:tcW w:type="dxa" w:w="1530"/>
-          </w:tcPr>
-          <w:p>
-            <w:r>
-              <w:t>8A</w:t>
-              <w:br/>
-              <w:t>COMPUTER</w:t>
-            </w:r>
-          </w:p>
-        </w:tc>
-        <w:tc>
-          <w:tcPr>
-            <w:tcW w:type="dxa" w:w="1530"/>
-          </w:tcPr>
-          <w:p>
-            <w:r>
-              <w:t>10E</w:t>
-              <w:br/>
-              <w:t>COMPUTER IX-X</w:t>
-            </w:r>
+            <w:r/>
           </w:p>
         </w:tc>
         <w:tc>
@@ -756,7 +756,7 @@
           </w:tcPr>
           <w:p>
             <w:r>
-              <w:t>7D</w:t>
+              <w:t>8A</w:t>
               <w:br/>
               <w:t>COMPUTER</w:t>
             </w:r>
@@ -767,7 +767,11 @@
             <w:tcW w:type="dxa" w:w="1530"/>
           </w:tcPr>
           <w:p>
-            <w:r/>
+            <w:r>
+              <w:t>10E</w:t>
+              <w:br/>
+              <w:t>COMPUTER IX-X</w:t>
+            </w:r>
           </w:p>
         </w:tc>
         <w:tc>
@@ -775,7 +779,11 @@
             <w:tcW w:type="dxa" w:w="1530"/>
           </w:tcPr>
           <w:p>
-            <w:r/>
+            <w:r>
+              <w:t>7D</w:t>
+              <w:br/>
+              <w:t>COMPUTER</w:t>
+            </w:r>
           </w:p>
         </w:tc>
         <w:tc>
@@ -821,10 +829,18 @@
             <w:tcW w:type="dxa" w:w="1530"/>
           </w:tcPr>
           <w:p>
+            <w:r/>
+          </w:p>
+        </w:tc>
+        <w:tc>
+          <w:tcPr>
+            <w:tcW w:type="dxa" w:w="1530"/>
+          </w:tcPr>
+          <w:p>
             <w:r>
-              <w:t>10E</w:t>
+              <w:t>8A</w:t>
               <w:br/>
-              <w:t>COMPUTER IX-X</w:t>
+              <w:t>COMPUTER</w:t>
             </w:r>
           </w:p>
         </w:tc>
@@ -833,15 +849,11 @@
             <w:tcW w:type="dxa" w:w="1530"/>
           </w:tcPr>
           <w:p>
-            <w:r/>
-          </w:p>
-        </w:tc>
-        <w:tc>
-          <w:tcPr>
-            <w:tcW w:type="dxa" w:w="1530"/>
-          </w:tcPr>
-          <w:p>
-            <w:r/>
+            <w:r>
+              <w:t>7D</w:t>
+              <w:br/>
+              <w:t>COMPUTER</w:t>
+            </w:r>
           </w:p>
         </w:tc>
         <w:tc>
